--- a/06_可直接打开的Word版/01_计划与每日笔记__每日笔记__Day03_5月31日_参数估计与三种t检验.docx
+++ b/06_可直接打开的Word版/01_计划与每日笔记__每日笔记__Day03_5月31日_参数估计与三种t检验.docx
@@ -3,11 +3,11 @@
 <w:document xmlns:wpc="http://schemas.microsoft.com/office/word/2010/wordprocessingCanvas" xmlns:mo="http://schemas.microsoft.com/office/mac/office/2008/main" xmlns:mc="http://schemas.openxmlformats.org/markup-compatibility/2006" xmlns:mv="urn:schemas-microsoft-com:mac:vml" xmlns:o="urn:schemas-microsoft-com:office:office" xmlns:r="http://schemas.openxmlformats.org/officeDocument/2006/relationships" xmlns:m="http://schemas.openxmlformats.org/officeDocument/2006/math" xmlns:v="urn:schemas-microsoft-com:vml" xmlns:wp14="http://schemas.microsoft.com/office/word/2010/wordprocessingDrawing" xmlns:wp="http://schemas.openxmlformats.org/drawingml/2006/wordprocessingDrawing" xmlns:w10="urn:schemas-microsoft-com:office:word" xmlns:w="http://schemas.openxmlformats.org/wordprocessingml/2006/main" xmlns:w14="http://schemas.microsoft.com/office/word/2010/wordml" xmlns:wpg="http://schemas.microsoft.com/office/word/2010/wordprocessingGroup" xmlns:wpi="http://schemas.microsoft.com/office/word/2010/wordprocessingInk" xmlns:wne="http://schemas.microsoft.com/office/word/2006/wordml" xmlns:wps="http://schemas.microsoft.com/office/word/2010/wordprocessingShape" mc:Ignorable="w14 wp14">
   <w:body>
     <w:p>
-      <w:pPr>
-        <w:pStyle w:val="Heading1"/>
-      </w:pPr>
       <w:r>
-        <w:t>Day03：2026年5月31日 周日 参数估计与三种 t 检验</w:t>
+        <w:rPr>
+          <w:rFonts w:ascii="Microsoft YaHei" w:hAnsi="Microsoft YaHei" w:eastAsia="Microsoft YaHei"/>
+        </w:rPr>
+        <w:t>﻿# Day03：2026年5月31日 周日 参数估计与三种 t 检验</w:t>
       </w:r>
     </w:p>
     <w:p/>
@@ -15,7 +15,6 @@
       <w:r>
         <w:rPr>
           <w:rFonts w:ascii="Microsoft YaHei" w:hAnsi="Microsoft YaHei" w:eastAsia="Microsoft YaHei"/>
-          <w:sz w:val="22"/>
         </w:rPr>
         <w:t>今日目标：把“假设检验到底在干嘛”和“三种 t 检验怎么选”搞清楚。</w:t>
       </w:r>
@@ -24,7 +23,6 @@
       <w:r>
         <w:rPr>
           <w:rFonts w:ascii="Microsoft YaHei" w:hAnsi="Microsoft YaHei" w:eastAsia="Microsoft YaHei"/>
-          <w:sz w:val="22"/>
         </w:rPr>
         <w:t>这是后面方差分析、χ²检验、非参数检验、回归分析的共同基础。</w:t>
       </w:r>
@@ -55,7 +53,6 @@
       <w:r>
         <w:rPr>
           <w:rFonts w:ascii="Microsoft YaHei" w:hAnsi="Microsoft YaHei" w:eastAsia="Microsoft YaHei"/>
-          <w:sz w:val="22"/>
         </w:rPr>
         <w:t>参数：总体里的未知指标，例如总体均数 μ。</w:t>
       </w:r>
@@ -67,7 +64,6 @@
       <w:r>
         <w:rPr>
           <w:rFonts w:ascii="Microsoft YaHei" w:hAnsi="Microsoft YaHei" w:eastAsia="Microsoft YaHei"/>
-          <w:sz w:val="22"/>
         </w:rPr>
         <w:t>统计量：样本算出来的指标，例如样本均数。</w:t>
       </w:r>
@@ -79,7 +75,6 @@
       <w:r>
         <w:rPr>
           <w:rFonts w:ascii="Microsoft YaHei" w:hAnsi="Microsoft YaHei" w:eastAsia="Microsoft YaHei"/>
-          <w:sz w:val="22"/>
         </w:rPr>
         <w:t>标准误：样本均数的抽样误差大小。</w:t>
       </w:r>
@@ -91,7 +86,6 @@
       <w:r>
         <w:rPr>
           <w:rFonts w:ascii="Microsoft YaHei" w:hAnsi="Microsoft YaHei" w:eastAsia="Microsoft YaHei"/>
-          <w:sz w:val="22"/>
         </w:rPr>
         <w:t>可信区间：用样本结果估计总体参数可能所在的范围。</w:t>
       </w:r>
@@ -101,7 +95,6 @@
       <w:r>
         <w:rPr>
           <w:rFonts w:ascii="Microsoft YaHei" w:hAnsi="Microsoft YaHei" w:eastAsia="Microsoft YaHei"/>
-          <w:sz w:val="22"/>
         </w:rPr>
         <w:t>重点区分：</w:t>
       </w:r>
@@ -114,7 +107,6 @@
       <w:r>
         <w:rPr>
           <w:rFonts w:ascii="Microsoft YaHei" w:hAnsi="Microsoft YaHei" w:eastAsia="Microsoft YaHei"/>
-          <w:sz w:val="22"/>
         </w:rPr>
         <w:t>标准差：描述个体值离散程度。</w:t>
       </w:r>
@@ -126,7 +118,6 @@
       <w:r>
         <w:rPr>
           <w:rFonts w:ascii="Microsoft YaHei" w:hAnsi="Microsoft YaHei" w:eastAsia="Microsoft YaHei"/>
-          <w:sz w:val="22"/>
         </w:rPr>
         <w:t>标准误：描述样本均数的抽样误差。</w:t>
       </w:r>
@@ -145,7 +136,6 @@
       <w:r>
         <w:rPr>
           <w:rFonts w:ascii="Microsoft YaHei" w:hAnsi="Microsoft YaHei" w:eastAsia="Microsoft YaHei"/>
-          <w:sz w:val="22"/>
         </w:rPr>
         <w:t>必须会解释：</w:t>
       </w:r>
@@ -158,7 +148,6 @@
       <w:r>
         <w:rPr>
           <w:rFonts w:ascii="Microsoft YaHei" w:hAnsi="Microsoft YaHei" w:eastAsia="Microsoft YaHei"/>
-          <w:sz w:val="22"/>
         </w:rPr>
         <w:t>H0：原假设，通常认为“无差别”“无效应”。</w:t>
       </w:r>
@@ -170,7 +159,6 @@
       <w:r>
         <w:rPr>
           <w:rFonts w:ascii="Microsoft YaHei" w:hAnsi="Microsoft YaHei" w:eastAsia="Microsoft YaHei"/>
-          <w:sz w:val="22"/>
         </w:rPr>
         <w:t>H1：备择假设，通常认为“有差别”“有效应”。</w:t>
       </w:r>
@@ -182,7 +170,6 @@
       <w:r>
         <w:rPr>
           <w:rFonts w:ascii="Microsoft YaHei" w:hAnsi="Microsoft YaHei" w:eastAsia="Microsoft YaHei"/>
-          <w:sz w:val="22"/>
         </w:rPr>
         <w:t>α：检验水准，常取 0.05。</w:t>
       </w:r>
@@ -194,7 +181,6 @@
       <w:r>
         <w:rPr>
           <w:rFonts w:ascii="Microsoft YaHei" w:hAnsi="Microsoft YaHei" w:eastAsia="Microsoft YaHei"/>
-          <w:sz w:val="22"/>
         </w:rPr>
         <w:t>P值：用来判断是否拒绝 H0。</w:t>
       </w:r>
@@ -206,7 +192,6 @@
       <w:r>
         <w:rPr>
           <w:rFonts w:ascii="Microsoft YaHei" w:hAnsi="Microsoft YaHei" w:eastAsia="Microsoft YaHei"/>
-          <w:sz w:val="22"/>
         </w:rPr>
         <w:t>P&lt;0.05：拒绝 H0，差异有统计学意义。</w:t>
       </w:r>
@@ -218,7 +203,6 @@
       <w:r>
         <w:rPr>
           <w:rFonts w:ascii="Microsoft YaHei" w:hAnsi="Microsoft YaHei" w:eastAsia="Microsoft YaHei"/>
-          <w:sz w:val="22"/>
         </w:rPr>
         <w:t>P≥0.05：不拒绝 H0，差异无统计学意义。</w:t>
       </w:r>
@@ -228,7 +212,6 @@
       <w:r>
         <w:rPr>
           <w:rFonts w:ascii="Microsoft YaHei" w:hAnsi="Microsoft YaHei" w:eastAsia="Microsoft YaHei"/>
-          <w:sz w:val="22"/>
         </w:rPr>
         <w:t>注意：P≥0.05 不能说“两者完全相同”，只能说“尚不能认为有差异”。</w:t>
       </w:r>
@@ -250,7 +233,6 @@
       <w:r>
         <w:rPr>
           <w:rFonts w:ascii="Microsoft YaHei" w:hAnsi="Microsoft YaHei" w:eastAsia="Microsoft YaHei"/>
-          <w:sz w:val="22"/>
         </w:rPr>
         <w:t>I类错误：H0 本来是真的，却拒绝了 H0；概率是 α。</w:t>
       </w:r>
@@ -262,7 +244,6 @@
       <w:r>
         <w:rPr>
           <w:rFonts w:ascii="Microsoft YaHei" w:hAnsi="Microsoft YaHei" w:eastAsia="Microsoft YaHei"/>
-          <w:sz w:val="22"/>
         </w:rPr>
         <w:t>II类错误：H0 本来是假的，却没有拒绝 H0；概率是 β。</w:t>
       </w:r>
@@ -281,45 +262,32 @@
       <w:r>
         <w:rPr>
           <w:rFonts w:ascii="Microsoft YaHei" w:hAnsi="Microsoft YaHei" w:eastAsia="Microsoft YaHei"/>
-          <w:sz w:val="22"/>
         </w:rPr>
-        <w:t>| 题目类型 | 例子 | 方法 | SPSS菜单 |</w:t>
+        <w:t>题目类型 | 例子 | 方法 | SPSS菜单</w:t>
       </w:r>
     </w:p>
     <w:p>
       <w:r>
         <w:rPr>
           <w:rFonts w:ascii="Microsoft YaHei" w:hAnsi="Microsoft YaHei" w:eastAsia="Microsoft YaHei"/>
-          <w:sz w:val="22"/>
         </w:rPr>
-        <w:t>|---|---|---|---|</w:t>
+        <w:t>一个样本均数和已知总体均数比较 | 某班平均身高是否等于170cm | 单样本t检验 | Analyze &gt; Compare Means &gt; One-Sample T Test</w:t>
       </w:r>
     </w:p>
     <w:p>
       <w:r>
         <w:rPr>
           <w:rFonts w:ascii="Microsoft YaHei" w:hAnsi="Microsoft YaHei" w:eastAsia="Microsoft YaHei"/>
-          <w:sz w:val="22"/>
         </w:rPr>
-        <w:t>| 一个样本均数和已知总体均数比较 | 某班平均身高是否等于170cm | 单样本t检验 | Analyze &gt; Compare Means &gt; One-Sample T Test |</w:t>
+        <w:t>同一批对象前后比较 | 治疗前后血压是否变化 | 配对t检验 | Analyze &gt; Compare Means &gt; Paired-Samples T Test</w:t>
       </w:r>
     </w:p>
     <w:p>
       <w:r>
         <w:rPr>
           <w:rFonts w:ascii="Microsoft YaHei" w:hAnsi="Microsoft YaHei" w:eastAsia="Microsoft YaHei"/>
-          <w:sz w:val="22"/>
         </w:rPr>
-        <w:t>| 同一批对象前后比较 | 治疗前后血压是否变化 | 配对t检验 | Analyze &gt; Compare Means &gt; Paired-Samples T Test |</w:t>
-      </w:r>
-    </w:p>
-    <w:p>
-      <w:r>
-        <w:rPr>
-          <w:rFonts w:ascii="Microsoft YaHei" w:hAnsi="Microsoft YaHei" w:eastAsia="Microsoft YaHei"/>
-          <w:sz w:val="22"/>
-        </w:rPr>
-        <w:t>| 两个独立组均数比较 | 治疗组和对照组血压下降值是否不同 | 独立样本t检验 | Analyze &gt; Compare Means &gt; Independent-Samples T Test |</w:t>
+        <w:t>两个独立组均数比较 | 治疗组和对照组血压下降值是否不同 | 独立样本t检验 | Analyze &gt; Compare Means &gt; Independent-Samples T Test</w:t>
       </w:r>
     </w:p>
     <w:p/>
@@ -327,7 +295,6 @@
       <w:r>
         <w:rPr>
           <w:rFonts w:ascii="Microsoft YaHei" w:hAnsi="Microsoft YaHei" w:eastAsia="Microsoft YaHei"/>
-          <w:sz w:val="22"/>
         </w:rPr>
         <w:t>判断口诀：</w:t>
       </w:r>
@@ -340,7 +307,6 @@
       <w:r>
         <w:rPr>
           <w:rFonts w:ascii="Microsoft YaHei" w:hAnsi="Microsoft YaHei" w:eastAsia="Microsoft YaHei"/>
-          <w:sz w:val="22"/>
         </w:rPr>
         <w:t>一个样本 vs 一个已知数：单样本t。</w:t>
       </w:r>
@@ -352,7 +318,6 @@
       <w:r>
         <w:rPr>
           <w:rFonts w:ascii="Microsoft YaHei" w:hAnsi="Microsoft YaHei" w:eastAsia="Microsoft YaHei"/>
-          <w:sz w:val="22"/>
         </w:rPr>
         <w:t>同一批人前后：配对t。</w:t>
       </w:r>
@@ -364,7 +329,6 @@
       <w:r>
         <w:rPr>
           <w:rFonts w:ascii="Microsoft YaHei" w:hAnsi="Microsoft YaHei" w:eastAsia="Microsoft YaHei"/>
-          <w:sz w:val="22"/>
         </w:rPr>
         <w:t>两组不同人：独立样本t。</w:t>
       </w:r>
@@ -383,7 +347,6 @@
       <w:r>
         <w:rPr>
           <w:rFonts w:ascii="Microsoft YaHei" w:hAnsi="Microsoft YaHei" w:eastAsia="Microsoft YaHei"/>
-          <w:sz w:val="22"/>
         </w:rPr>
         <w:t>数据文件位置：`D:\医学统计学期末冲刺复习包\05_课程讲义与教材\课程网站资料待放入`</w:t>
       </w:r>
@@ -393,7 +356,6 @@
       <w:r>
         <w:rPr>
           <w:rFonts w:ascii="Microsoft YaHei" w:hAnsi="Microsoft YaHei" w:eastAsia="Microsoft YaHei"/>
-          <w:sz w:val="22"/>
         </w:rPr>
         <w:t>建议练这三个：</w:t>
       </w:r>
@@ -406,7 +368,6 @@
       <w:r>
         <w:rPr>
           <w:rFonts w:ascii="Microsoft YaHei" w:hAnsi="Microsoft YaHei" w:eastAsia="Microsoft YaHei"/>
-          <w:sz w:val="22"/>
         </w:rPr>
         <w:t>`例03-05.sav`：单样本t检验。</w:t>
       </w:r>
@@ -418,7 +379,6 @@
       <w:r>
         <w:rPr>
           <w:rFonts w:ascii="Microsoft YaHei" w:hAnsi="Microsoft YaHei" w:eastAsia="Microsoft YaHei"/>
-          <w:sz w:val="22"/>
         </w:rPr>
         <w:t>`例03-06.sav`：配对t检验。</w:t>
       </w:r>
@@ -430,7 +390,6 @@
       <w:r>
         <w:rPr>
           <w:rFonts w:ascii="Microsoft YaHei" w:hAnsi="Microsoft YaHei" w:eastAsia="Microsoft YaHei"/>
-          <w:sz w:val="22"/>
         </w:rPr>
         <w:t>`例03-07.sav`：独立样本t检验。</w:t>
       </w:r>
@@ -440,7 +399,6 @@
       <w:r>
         <w:rPr>
           <w:rFonts w:ascii="Microsoft YaHei" w:hAnsi="Microsoft YaHei" w:eastAsia="Microsoft YaHei"/>
-          <w:sz w:val="22"/>
         </w:rPr>
         <w:t>每个操作都要保存一张输出截图到：</w:t>
       </w:r>
@@ -450,7 +408,6 @@
       <w:r>
         <w:rPr>
           <w:rFonts w:ascii="Microsoft YaHei" w:hAnsi="Microsoft YaHei" w:eastAsia="Microsoft YaHei"/>
-          <w:sz w:val="22"/>
         </w:rPr>
         <w:t>`D:\医学统计学期末冲刺复习包\04_SPSS操作\SPSS截图`</w:t>
       </w:r>
@@ -460,7 +417,6 @@
       <w:r>
         <w:rPr>
           <w:rFonts w:ascii="Microsoft YaHei" w:hAnsi="Microsoft YaHei" w:eastAsia="Microsoft YaHei"/>
-          <w:sz w:val="22"/>
         </w:rPr>
         <w:t>截图命名建议：</w:t>
       </w:r>
@@ -473,7 +429,6 @@
       <w:r>
         <w:rPr>
           <w:rFonts w:ascii="Microsoft YaHei" w:hAnsi="Microsoft YaHei" w:eastAsia="Microsoft YaHei"/>
-          <w:sz w:val="22"/>
         </w:rPr>
         <w:t>`0531_单样本t检验_例03-05.png`</w:t>
       </w:r>
@@ -485,7 +440,6 @@
       <w:r>
         <w:rPr>
           <w:rFonts w:ascii="Microsoft YaHei" w:hAnsi="Microsoft YaHei" w:eastAsia="Microsoft YaHei"/>
-          <w:sz w:val="22"/>
         </w:rPr>
         <w:t>`0531_配对t检验_例03-06.png`</w:t>
       </w:r>
@@ -497,7 +451,6 @@
       <w:r>
         <w:rPr>
           <w:rFonts w:ascii="Microsoft YaHei" w:hAnsi="Microsoft YaHei" w:eastAsia="Microsoft YaHei"/>
-          <w:sz w:val="22"/>
         </w:rPr>
         <w:t>`0531_独立样本t检验_例03-07.png`</w:t>
       </w:r>
@@ -516,7 +469,6 @@
       <w:r>
         <w:rPr>
           <w:rFonts w:ascii="Microsoft YaHei" w:hAnsi="Microsoft YaHei" w:eastAsia="Microsoft YaHei"/>
-          <w:sz w:val="22"/>
         </w:rPr>
         <w:t>独立样本t检验要多看一步：</w:t>
       </w:r>
@@ -529,7 +481,6 @@
       <w:r>
         <w:rPr>
           <w:rFonts w:ascii="Microsoft YaHei" w:hAnsi="Microsoft YaHei" w:eastAsia="Microsoft YaHei"/>
-          <w:sz w:val="22"/>
         </w:rPr>
         <w:t>先看 Levene's Test for Equality of Variances。</w:t>
       </w:r>
@@ -541,7 +492,6 @@
       <w:r>
         <w:rPr>
           <w:rFonts w:ascii="Microsoft YaHei" w:hAnsi="Microsoft YaHei" w:eastAsia="Microsoft YaHei"/>
-          <w:sz w:val="22"/>
         </w:rPr>
         <w:t>如果 Levene 的 Sig. &gt; 0.05，看 `Equal variances assumed` 这一行。</w:t>
       </w:r>
@@ -553,7 +503,6 @@
       <w:r>
         <w:rPr>
           <w:rFonts w:ascii="Microsoft YaHei" w:hAnsi="Microsoft YaHei" w:eastAsia="Microsoft YaHei"/>
-          <w:sz w:val="22"/>
         </w:rPr>
         <w:t>如果 Levene 的 Sig. &lt; 0.05，看 `Equal variances not assumed` 这一行。</w:t>
       </w:r>
@@ -565,7 +514,6 @@
       <w:r>
         <w:rPr>
           <w:rFonts w:ascii="Microsoft YaHei" w:hAnsi="Microsoft YaHei" w:eastAsia="Microsoft YaHei"/>
-          <w:sz w:val="22"/>
         </w:rPr>
         <w:t>再看 `Sig.(2-tailed)` 判断 P值。</w:t>
       </w:r>
@@ -584,7 +532,6 @@
       <w:r>
         <w:rPr>
           <w:rFonts w:ascii="Microsoft YaHei" w:hAnsi="Microsoft YaHei" w:eastAsia="Microsoft YaHei"/>
-          <w:sz w:val="22"/>
         </w:rPr>
         <w:t>做章节：参数（总体均数）估计与假设检验，共17题。</w:t>
       </w:r>
@@ -594,7 +541,6 @@
       <w:r>
         <w:rPr>
           <w:rFonts w:ascii="Microsoft YaHei" w:hAnsi="Microsoft YaHei" w:eastAsia="Microsoft YaHei"/>
-          <w:sz w:val="22"/>
         </w:rPr>
         <w:t>文件位置：</w:t>
       </w:r>
@@ -604,7 +550,6 @@
       <w:r>
         <w:rPr>
           <w:rFonts w:ascii="Microsoft YaHei" w:hAnsi="Microsoft YaHei" w:eastAsia="Microsoft YaHei"/>
-          <w:sz w:val="22"/>
         </w:rPr>
         <w:t>`D:\医学统计学期末冲刺复习包\06_可直接打开的Word版\选择题按章节__03_参数（总体均数）估计与假设实验.docx`</w:t>
       </w:r>
@@ -614,7 +559,6 @@
       <w:r>
         <w:rPr>
           <w:rFonts w:ascii="Microsoft YaHei" w:hAnsi="Microsoft YaHei" w:eastAsia="Microsoft YaHei"/>
-          <w:sz w:val="22"/>
         </w:rPr>
         <w:t>做完后把答案发给我，格式像今天一样：</w:t>
       </w:r>
@@ -624,7 +568,6 @@
       <w:r>
         <w:rPr>
           <w:rFonts w:ascii="Microsoft YaHei" w:hAnsi="Microsoft YaHei" w:eastAsia="Microsoft YaHei"/>
-          <w:sz w:val="22"/>
         </w:rPr>
         <w:t>`ABCDE,ABCDE,ABCDE,AB`</w:t>
       </w:r>
@@ -643,7 +586,6 @@
       <w:r>
         <w:rPr>
           <w:rFonts w:ascii="Microsoft YaHei" w:hAnsi="Microsoft YaHei" w:eastAsia="Microsoft YaHei"/>
-          <w:sz w:val="22"/>
         </w:rPr>
         <w:t>如果今天时间不够，至少完成：</w:t>
       </w:r>
@@ -656,7 +598,6 @@
       <w:r>
         <w:rPr>
           <w:rFonts w:ascii="Microsoft YaHei" w:hAnsi="Microsoft YaHei" w:eastAsia="Microsoft YaHei"/>
-          <w:sz w:val="22"/>
         </w:rPr>
         <w:t>刷完17道选择题。</w:t>
       </w:r>
@@ -668,7 +609,6 @@
       <w:r>
         <w:rPr>
           <w:rFonts w:ascii="Microsoft YaHei" w:hAnsi="Microsoft YaHei" w:eastAsia="Microsoft YaHei"/>
-          <w:sz w:val="22"/>
         </w:rPr>
         <w:t>跑完独立样本t检验。</w:t>
       </w:r>
@@ -680,7 +620,6 @@
       <w:r>
         <w:rPr>
           <w:rFonts w:ascii="Microsoft YaHei" w:hAnsi="Microsoft YaHei" w:eastAsia="Microsoft YaHei"/>
-          <w:sz w:val="22"/>
         </w:rPr>
         <w:t>背熟三种t检验怎么选。</w:t>
       </w:r>
@@ -692,7 +631,6 @@
       <w:r>
         <w:rPr>
           <w:rFonts w:ascii="Microsoft YaHei" w:hAnsi="Microsoft YaHei" w:eastAsia="Microsoft YaHei"/>
-          <w:sz w:val="22"/>
         </w:rPr>
         <w:t>会写一句结论：`采用……t检验，P=……，差异有/无统计学意义。`</w:t>
       </w:r>
@@ -714,7 +652,6 @@
       <w:r>
         <w:rPr>
           <w:rFonts w:ascii="Microsoft YaHei" w:hAnsi="Microsoft YaHei" w:eastAsia="Microsoft YaHei"/>
-          <w:sz w:val="22"/>
         </w:rPr>
         <w:t>标准差描述个体差异，标准误描述抽样误差。</w:t>
       </w:r>
@@ -726,7 +663,6 @@
       <w:r>
         <w:rPr>
           <w:rFonts w:ascii="Microsoft YaHei" w:hAnsi="Microsoft YaHei" w:eastAsia="Microsoft YaHei"/>
-          <w:sz w:val="22"/>
         </w:rPr>
         <w:t>P&lt;0.05：差异有统计学意义。</w:t>
       </w:r>
@@ -738,7 +674,6 @@
       <w:r>
         <w:rPr>
           <w:rFonts w:ascii="Microsoft YaHei" w:hAnsi="Microsoft YaHei" w:eastAsia="Microsoft YaHei"/>
-          <w:sz w:val="22"/>
         </w:rPr>
         <w:t>P≥0.05：差异无统计学意义，但不能说完全相同。</w:t>
       </w:r>
@@ -750,7 +685,6 @@
       <w:r>
         <w:rPr>
           <w:rFonts w:ascii="Microsoft YaHei" w:hAnsi="Microsoft YaHei" w:eastAsia="Microsoft YaHei"/>
-          <w:sz w:val="22"/>
         </w:rPr>
         <w:t>单样本t：一个样本均数 vs 已知总体均数。</w:t>
       </w:r>
@@ -762,7 +696,6 @@
       <w:r>
         <w:rPr>
           <w:rFonts w:ascii="Microsoft YaHei" w:hAnsi="Microsoft YaHei" w:eastAsia="Microsoft YaHei"/>
-          <w:sz w:val="22"/>
         </w:rPr>
         <w:t>配对t：同一对象前后比较。</w:t>
       </w:r>
@@ -774,7 +707,6 @@
       <w:r>
         <w:rPr>
           <w:rFonts w:ascii="Microsoft YaHei" w:hAnsi="Microsoft YaHei" w:eastAsia="Microsoft YaHei"/>
-          <w:sz w:val="22"/>
         </w:rPr>
         <w:t>独立样本t：两个独立组均数比较。</w:t>
       </w:r>
@@ -1155,7 +1087,7 @@
     <w:rsid w:val="00FC693F"/>
     <w:rPr>
       <w:rFonts w:ascii="Microsoft YaHei" w:hAnsi="Microsoft YaHei" w:eastAsia="Microsoft YaHei"/>
-      <w:sz w:val="22"/>
+      <w:sz w:val="21"/>
     </w:rPr>
   </w:style>
   <w:style w:type="paragraph" w:styleId="Header">
